--- a/SE - Project Report Template_Fall 25-26_v6 (1).docx
+++ b/SE - Project Report Template_Fall 25-26_v6 (1).docx
@@ -13196,7 +13196,7 @@
           <w:szCs w:val="24"/>
         </w:rPr>
         <w:drawing>
-          <wp:inline distT="0" distB="0" distL="0" distR="0" wp14:anchorId="428405CD" wp14:editId="5DDF5FDD">
+          <wp:inline distT="0" distB="0" distL="0" distR="0" wp14:anchorId="428405CD" wp14:editId="2D75D1A3">
             <wp:extent cx="6629400" cy="4038600"/>
             <wp:effectExtent l="0" t="0" r="0" b="0"/>
             <wp:docPr id="1037967724" name="Picture 49"/>
@@ -13267,7 +13267,7 @@
         </w:rPr>
         <w:lastRenderedPageBreak/>
         <w:drawing>
-          <wp:inline distT="0" distB="0" distL="0" distR="0" wp14:anchorId="1395B938" wp14:editId="4D19EB20">
+          <wp:inline distT="0" distB="0" distL="0" distR="0" wp14:anchorId="1395B938" wp14:editId="522802D6">
             <wp:extent cx="6629400" cy="4267200"/>
             <wp:effectExtent l="0" t="0" r="0" b="0"/>
             <wp:docPr id="137736096" name="Picture 48"/>
@@ -13433,390 +13433,746 @@
           <w:szCs w:val="24"/>
         </w:rPr>
       </w:pPr>
-    </w:p>
-    <w:p>
-      <w:pPr>
-        <w:jc w:val="both"/>
-        <w:rPr>
-          <w:rFonts w:ascii="Times New Roman" w:hAnsi="Times New Roman" w:cs="Times New Roman"/>
-          <w:b/>
-          <w:bCs/>
-          <w:sz w:val="24"/>
-          <w:szCs w:val="24"/>
-        </w:rPr>
-      </w:pPr>
-    </w:p>
-    <w:p>
-      <w:pPr>
-        <w:jc w:val="both"/>
-        <w:rPr>
-          <w:rFonts w:ascii="Times New Roman" w:hAnsi="Times New Roman" w:cs="Times New Roman"/>
-          <w:b/>
-          <w:bCs/>
-          <w:sz w:val="24"/>
-          <w:szCs w:val="24"/>
-        </w:rPr>
-      </w:pPr>
-    </w:p>
-    <w:p>
-      <w:pPr>
-        <w:jc w:val="both"/>
-        <w:rPr>
-          <w:rFonts w:ascii="Times New Roman" w:hAnsi="Times New Roman" w:cs="Times New Roman"/>
-          <w:b/>
-          <w:bCs/>
-          <w:sz w:val="24"/>
-          <w:szCs w:val="24"/>
-        </w:rPr>
-      </w:pPr>
-    </w:p>
-    <w:p>
-      <w:pPr>
-        <w:jc w:val="both"/>
-        <w:rPr>
-          <w:rFonts w:ascii="Times New Roman" w:hAnsi="Times New Roman" w:cs="Times New Roman"/>
-          <w:b/>
-          <w:bCs/>
-          <w:sz w:val="24"/>
-          <w:szCs w:val="24"/>
-        </w:rPr>
-      </w:pPr>
-    </w:p>
-    <w:p>
-      <w:pPr>
-        <w:jc w:val="both"/>
-        <w:rPr>
-          <w:rFonts w:ascii="Times New Roman" w:hAnsi="Times New Roman" w:cs="Times New Roman"/>
-          <w:b/>
-          <w:bCs/>
-          <w:sz w:val="24"/>
-          <w:szCs w:val="24"/>
-        </w:rPr>
-      </w:pPr>
-    </w:p>
-    <w:p>
-      <w:pPr>
-        <w:jc w:val="both"/>
-        <w:rPr>
-          <w:rFonts w:ascii="Times New Roman" w:hAnsi="Times New Roman" w:cs="Times New Roman"/>
-          <w:b/>
-          <w:bCs/>
-          <w:sz w:val="24"/>
-          <w:szCs w:val="24"/>
-        </w:rPr>
-      </w:pPr>
-    </w:p>
-    <w:p>
-      <w:pPr>
-        <w:jc w:val="both"/>
-        <w:rPr>
-          <w:rFonts w:ascii="Times New Roman" w:hAnsi="Times New Roman" w:cs="Times New Roman"/>
-          <w:b/>
-          <w:bCs/>
-          <w:sz w:val="24"/>
-          <w:szCs w:val="24"/>
-        </w:rPr>
-      </w:pPr>
-    </w:p>
-    <w:p>
-      <w:pPr>
-        <w:jc w:val="both"/>
-        <w:rPr>
-          <w:rFonts w:ascii="Times New Roman" w:hAnsi="Times New Roman" w:cs="Times New Roman"/>
-          <w:b/>
-          <w:bCs/>
-          <w:sz w:val="24"/>
-          <w:szCs w:val="24"/>
-        </w:rPr>
-      </w:pPr>
-    </w:p>
-    <w:p>
-      <w:pPr>
-        <w:jc w:val="both"/>
-        <w:rPr>
-          <w:rFonts w:ascii="Times New Roman" w:hAnsi="Times New Roman" w:cs="Times New Roman"/>
-          <w:b/>
-          <w:bCs/>
-          <w:sz w:val="24"/>
-          <w:szCs w:val="24"/>
-        </w:rPr>
-      </w:pPr>
-    </w:p>
-    <w:p>
-      <w:pPr>
-        <w:jc w:val="both"/>
-        <w:rPr>
-          <w:rFonts w:ascii="Times New Roman" w:hAnsi="Times New Roman" w:cs="Times New Roman"/>
-          <w:b/>
-          <w:bCs/>
-          <w:sz w:val="24"/>
-          <w:szCs w:val="24"/>
-        </w:rPr>
-      </w:pPr>
-    </w:p>
-    <w:p>
-      <w:pPr>
-        <w:jc w:val="both"/>
-        <w:rPr>
-          <w:rFonts w:ascii="Times New Roman" w:hAnsi="Times New Roman" w:cs="Times New Roman"/>
-          <w:b/>
-          <w:bCs/>
-          <w:sz w:val="24"/>
-          <w:szCs w:val="24"/>
-        </w:rPr>
-      </w:pPr>
-    </w:p>
-    <w:p>
-      <w:pPr>
-        <w:jc w:val="both"/>
-        <w:rPr>
-          <w:rFonts w:ascii="Times New Roman" w:hAnsi="Times New Roman" w:cs="Times New Roman"/>
-          <w:b/>
-          <w:bCs/>
-          <w:sz w:val="24"/>
-          <w:szCs w:val="24"/>
-        </w:rPr>
-      </w:pPr>
-    </w:p>
-    <w:p>
-      <w:pPr>
-        <w:jc w:val="both"/>
-        <w:rPr>
-          <w:rFonts w:ascii="Times New Roman" w:hAnsi="Times New Roman" w:cs="Times New Roman"/>
-          <w:b/>
-          <w:bCs/>
-          <w:sz w:val="24"/>
-          <w:szCs w:val="24"/>
-        </w:rPr>
-      </w:pPr>
-    </w:p>
-    <w:p>
-      <w:pPr>
-        <w:jc w:val="both"/>
-        <w:rPr>
-          <w:rFonts w:ascii="Times New Roman" w:hAnsi="Times New Roman" w:cs="Times New Roman"/>
-          <w:b/>
-          <w:bCs/>
-          <w:sz w:val="24"/>
-          <w:szCs w:val="24"/>
-        </w:rPr>
-      </w:pPr>
-    </w:p>
-    <w:p>
-      <w:pPr>
-        <w:jc w:val="both"/>
-        <w:rPr>
-          <w:rFonts w:ascii="Times New Roman" w:hAnsi="Times New Roman" w:cs="Times New Roman"/>
-          <w:b/>
-          <w:bCs/>
-          <w:sz w:val="24"/>
-          <w:szCs w:val="24"/>
-        </w:rPr>
-      </w:pPr>
-    </w:p>
-    <w:p>
-      <w:pPr>
-        <w:jc w:val="both"/>
-        <w:rPr>
-          <w:rFonts w:ascii="Times New Roman" w:hAnsi="Times New Roman" w:cs="Times New Roman"/>
-          <w:b/>
-          <w:bCs/>
-          <w:sz w:val="24"/>
-          <w:szCs w:val="24"/>
-        </w:rPr>
-      </w:pPr>
-    </w:p>
-    <w:p>
-      <w:pPr>
-        <w:jc w:val="both"/>
-        <w:rPr>
-          <w:rFonts w:ascii="Times New Roman" w:hAnsi="Times New Roman" w:cs="Times New Roman"/>
-          <w:b/>
-          <w:bCs/>
-          <w:sz w:val="24"/>
-          <w:szCs w:val="24"/>
-        </w:rPr>
-      </w:pPr>
-    </w:p>
-    <w:p>
-      <w:pPr>
-        <w:jc w:val="both"/>
-        <w:rPr>
-          <w:rFonts w:ascii="Times New Roman" w:hAnsi="Times New Roman" w:cs="Times New Roman"/>
-          <w:b/>
-          <w:bCs/>
-          <w:sz w:val="24"/>
-          <w:szCs w:val="24"/>
-        </w:rPr>
-      </w:pPr>
-    </w:p>
-    <w:p>
-      <w:pPr>
-        <w:jc w:val="both"/>
-        <w:rPr>
-          <w:rFonts w:ascii="Times New Roman" w:hAnsi="Times New Roman" w:cs="Times New Roman"/>
-          <w:b/>
-          <w:bCs/>
-          <w:sz w:val="24"/>
-          <w:szCs w:val="24"/>
-        </w:rPr>
-      </w:pPr>
-    </w:p>
-    <w:p>
-      <w:pPr>
-        <w:jc w:val="both"/>
-        <w:rPr>
-          <w:rFonts w:ascii="Times New Roman" w:hAnsi="Times New Roman" w:cs="Times New Roman"/>
-          <w:b/>
-          <w:bCs/>
-          <w:sz w:val="24"/>
-          <w:szCs w:val="24"/>
-        </w:rPr>
-      </w:pPr>
-    </w:p>
-    <w:p>
-      <w:pPr>
-        <w:jc w:val="both"/>
-        <w:rPr>
-          <w:rFonts w:ascii="Times New Roman" w:hAnsi="Times New Roman" w:cs="Times New Roman"/>
-          <w:b/>
-          <w:bCs/>
-          <w:sz w:val="24"/>
-          <w:szCs w:val="24"/>
-        </w:rPr>
-      </w:pPr>
-    </w:p>
-    <w:p>
-      <w:pPr>
-        <w:jc w:val="both"/>
-        <w:rPr>
-          <w:rFonts w:ascii="Times New Roman" w:hAnsi="Times New Roman" w:cs="Times New Roman"/>
-          <w:b/>
-          <w:bCs/>
-          <w:sz w:val="24"/>
-          <w:szCs w:val="24"/>
-        </w:rPr>
-      </w:pPr>
-    </w:p>
-    <w:p>
-      <w:pPr>
-        <w:jc w:val="both"/>
-        <w:rPr>
-          <w:rFonts w:ascii="Times New Roman" w:hAnsi="Times New Roman" w:cs="Times New Roman"/>
-          <w:b/>
-          <w:bCs/>
-          <w:sz w:val="24"/>
-          <w:szCs w:val="24"/>
-        </w:rPr>
-      </w:pPr>
-    </w:p>
-    <w:p>
-      <w:pPr>
-        <w:jc w:val="both"/>
-        <w:rPr>
-          <w:rFonts w:ascii="Times New Roman" w:hAnsi="Times New Roman" w:cs="Times New Roman"/>
-          <w:b/>
-          <w:bCs/>
-          <w:sz w:val="24"/>
-          <w:szCs w:val="24"/>
-        </w:rPr>
-      </w:pPr>
-    </w:p>
-    <w:p>
-      <w:pPr>
-        <w:jc w:val="both"/>
-        <w:rPr>
-          <w:rFonts w:ascii="Times New Roman" w:hAnsi="Times New Roman" w:cs="Times New Roman"/>
-          <w:b/>
-          <w:bCs/>
-          <w:sz w:val="24"/>
-          <w:szCs w:val="24"/>
-        </w:rPr>
-      </w:pPr>
-    </w:p>
-    <w:p>
-      <w:pPr>
-        <w:jc w:val="both"/>
-        <w:rPr>
-          <w:rFonts w:ascii="Times New Roman" w:hAnsi="Times New Roman" w:cs="Times New Roman"/>
-          <w:b/>
-          <w:bCs/>
-          <w:sz w:val="24"/>
-          <w:szCs w:val="24"/>
-        </w:rPr>
-      </w:pPr>
-    </w:p>
-    <w:p>
-      <w:pPr>
-        <w:jc w:val="both"/>
-        <w:rPr>
-          <w:rFonts w:ascii="Times New Roman" w:hAnsi="Times New Roman" w:cs="Times New Roman"/>
-          <w:b/>
-          <w:bCs/>
-          <w:sz w:val="24"/>
-          <w:szCs w:val="24"/>
-        </w:rPr>
-      </w:pPr>
-    </w:p>
-    <w:p>
-      <w:pPr>
-        <w:jc w:val="both"/>
-        <w:rPr>
-          <w:rFonts w:ascii="Times New Roman" w:hAnsi="Times New Roman" w:cs="Times New Roman"/>
-          <w:b/>
-          <w:bCs/>
-          <w:sz w:val="24"/>
-          <w:szCs w:val="24"/>
-        </w:rPr>
-      </w:pPr>
-    </w:p>
-    <w:p>
-      <w:pPr>
-        <w:jc w:val="both"/>
-        <w:rPr>
-          <w:rFonts w:ascii="Times New Roman" w:hAnsi="Times New Roman" w:cs="Times New Roman"/>
-          <w:b/>
-          <w:bCs/>
-          <w:sz w:val="24"/>
-          <w:szCs w:val="24"/>
-        </w:rPr>
-      </w:pPr>
-    </w:p>
-    <w:p>
-      <w:pPr>
-        <w:jc w:val="both"/>
-        <w:rPr>
-          <w:rFonts w:ascii="Times New Roman" w:hAnsi="Times New Roman" w:cs="Times New Roman"/>
-          <w:b/>
-          <w:bCs/>
-          <w:sz w:val="24"/>
-          <w:szCs w:val="24"/>
-        </w:rPr>
-      </w:pPr>
-    </w:p>
-    <w:p>
-      <w:pPr>
-        <w:jc w:val="both"/>
-        <w:rPr>
-          <w:rFonts w:ascii="Times New Roman" w:hAnsi="Times New Roman" w:cs="Times New Roman"/>
-          <w:b/>
-          <w:bCs/>
-          <w:sz w:val="24"/>
-          <w:szCs w:val="24"/>
-        </w:rPr>
-      </w:pPr>
-    </w:p>
-    <w:p>
-      <w:pPr>
-        <w:jc w:val="both"/>
-        <w:rPr>
-          <w:rFonts w:ascii="Times New Roman" w:hAnsi="Times New Roman" w:cs="Times New Roman"/>
-          <w:b/>
-          <w:bCs/>
-          <w:sz w:val="24"/>
-          <w:szCs w:val="24"/>
-        </w:rPr>
-      </w:pPr>
+      <w:r>
+        <w:rPr>
+          <w:noProof/>
+        </w:rPr>
+        <w:drawing>
+          <wp:anchor distT="0" distB="0" distL="114300" distR="114300" simplePos="0" relativeHeight="251664384" behindDoc="0" locked="0" layoutInCell="1" allowOverlap="1" wp14:anchorId="3188C0BA" wp14:editId="6AFDE08C">
+            <wp:simplePos x="0" y="0"/>
+            <wp:positionH relativeFrom="page">
+              <wp:align>right</wp:align>
+            </wp:positionH>
+            <wp:positionV relativeFrom="paragraph">
+              <wp:posOffset>179115</wp:posOffset>
+            </wp:positionV>
+            <wp:extent cx="6635750" cy="2953385"/>
+            <wp:effectExtent l="0" t="0" r="0" b="0"/>
+            <wp:wrapNone/>
+            <wp:docPr id="2" name="Picture 2"/>
+            <wp:cNvGraphicFramePr>
+              <a:graphicFrameLocks xmlns:a="http://schemas.openxmlformats.org/drawingml/2006/main" noChangeAspect="1"/>
+            </wp:cNvGraphicFramePr>
+            <a:graphic xmlns:a="http://schemas.openxmlformats.org/drawingml/2006/main">
+              <a:graphicData uri="http://schemas.openxmlformats.org/drawingml/2006/picture">
+                <pic:pic xmlns:pic="http://schemas.openxmlformats.org/drawingml/2006/picture">
+                  <pic:nvPicPr>
+                    <pic:cNvPr id="0" name="Picture 2"/>
+                    <pic:cNvPicPr>
+                      <a:picLocks noChangeAspect="1" noChangeArrowheads="1"/>
+                    </pic:cNvPicPr>
+                  </pic:nvPicPr>
+                  <pic:blipFill>
+                    <a:blip r:embed="rId53" cstate="print">
+                      <a:extLst>
+                        <a:ext uri="{28A0092B-C50C-407E-A947-70E740481C1C}">
+                          <a14:useLocalDpi xmlns:a14="http://schemas.microsoft.com/office/drawing/2010/main" val="0"/>
+                        </a:ext>
+                      </a:extLst>
+                    </a:blip>
+                    <a:srcRect/>
+                    <a:stretch>
+                      <a:fillRect/>
+                    </a:stretch>
+                  </pic:blipFill>
+                  <pic:spPr bwMode="auto">
+                    <a:xfrm>
+                      <a:off x="0" y="0"/>
+                      <a:ext cx="6635750" cy="2953385"/>
+                    </a:xfrm>
+                    <a:prstGeom prst="rect">
+                      <a:avLst/>
+                    </a:prstGeom>
+                    <a:noFill/>
+                    <a:ln>
+                      <a:noFill/>
+                    </a:ln>
+                  </pic:spPr>
+                </pic:pic>
+              </a:graphicData>
+            </a:graphic>
+            <wp14:sizeRelH relativeFrom="page">
+              <wp14:pctWidth>0</wp14:pctWidth>
+            </wp14:sizeRelH>
+            <wp14:sizeRelV relativeFrom="page">
+              <wp14:pctHeight>0</wp14:pctHeight>
+            </wp14:sizeRelV>
+          </wp:anchor>
+        </w:drawing>
+      </w:r>
+    </w:p>
+    <w:p>
+      <w:pPr>
+        <w:jc w:val="both"/>
+        <w:rPr>
+          <w:rFonts w:ascii="Times New Roman" w:hAnsi="Times New Roman" w:cs="Times New Roman"/>
+          <w:b/>
+          <w:bCs/>
+          <w:sz w:val="24"/>
+          <w:szCs w:val="24"/>
+        </w:rPr>
+      </w:pPr>
+    </w:p>
+    <w:p>
+      <w:pPr>
+        <w:jc w:val="both"/>
+        <w:rPr>
+          <w:rFonts w:ascii="Times New Roman" w:hAnsi="Times New Roman" w:cs="Times New Roman"/>
+          <w:b/>
+          <w:bCs/>
+          <w:sz w:val="24"/>
+          <w:szCs w:val="24"/>
+        </w:rPr>
+      </w:pPr>
+    </w:p>
+    <w:p>
+      <w:pPr>
+        <w:jc w:val="both"/>
+        <w:rPr>
+          <w:rFonts w:ascii="Times New Roman" w:hAnsi="Times New Roman" w:cs="Times New Roman"/>
+          <w:b/>
+          <w:bCs/>
+          <w:sz w:val="24"/>
+          <w:szCs w:val="24"/>
+        </w:rPr>
+      </w:pPr>
+    </w:p>
+    <w:p>
+      <w:pPr>
+        <w:jc w:val="both"/>
+        <w:rPr>
+          <w:rFonts w:ascii="Times New Roman" w:hAnsi="Times New Roman" w:cs="Times New Roman"/>
+          <w:b/>
+          <w:bCs/>
+          <w:sz w:val="24"/>
+          <w:szCs w:val="24"/>
+        </w:rPr>
+      </w:pPr>
+    </w:p>
+    <w:p>
+      <w:pPr>
+        <w:jc w:val="both"/>
+        <w:rPr>
+          <w:rFonts w:ascii="Times New Roman" w:hAnsi="Times New Roman" w:cs="Times New Roman"/>
+          <w:b/>
+          <w:bCs/>
+          <w:sz w:val="24"/>
+          <w:szCs w:val="24"/>
+        </w:rPr>
+      </w:pPr>
+    </w:p>
+    <w:p>
+      <w:pPr>
+        <w:jc w:val="both"/>
+        <w:rPr>
+          <w:rFonts w:ascii="Times New Roman" w:hAnsi="Times New Roman" w:cs="Times New Roman"/>
+          <w:b/>
+          <w:bCs/>
+          <w:sz w:val="24"/>
+          <w:szCs w:val="24"/>
+        </w:rPr>
+      </w:pPr>
+    </w:p>
+    <w:p>
+      <w:pPr>
+        <w:jc w:val="both"/>
+        <w:rPr>
+          <w:rFonts w:ascii="Times New Roman" w:hAnsi="Times New Roman" w:cs="Times New Roman"/>
+          <w:b/>
+          <w:bCs/>
+          <w:sz w:val="24"/>
+          <w:szCs w:val="24"/>
+        </w:rPr>
+      </w:pPr>
+    </w:p>
+    <w:p>
+      <w:pPr>
+        <w:jc w:val="both"/>
+        <w:rPr>
+          <w:rFonts w:ascii="Times New Roman" w:hAnsi="Times New Roman" w:cs="Times New Roman"/>
+          <w:b/>
+          <w:bCs/>
+          <w:sz w:val="24"/>
+          <w:szCs w:val="24"/>
+        </w:rPr>
+      </w:pPr>
+    </w:p>
+    <w:p>
+      <w:pPr>
+        <w:jc w:val="both"/>
+        <w:rPr>
+          <w:rFonts w:ascii="Times New Roman" w:hAnsi="Times New Roman" w:cs="Times New Roman"/>
+          <w:b/>
+          <w:bCs/>
+          <w:sz w:val="24"/>
+          <w:szCs w:val="24"/>
+        </w:rPr>
+      </w:pPr>
+      <w:r>
+        <w:rPr>
+          <w:rFonts w:ascii="Times New Roman" w:hAnsi="Times New Roman" w:cs="Times New Roman"/>
+          <w:b/>
+          <w:bCs/>
+          <w:noProof/>
+          <w:sz w:val="24"/>
+          <w:szCs w:val="24"/>
+        </w:rPr>
+        <w:drawing>
+          <wp:anchor distT="0" distB="0" distL="114300" distR="114300" simplePos="0" relativeHeight="251665408" behindDoc="0" locked="0" layoutInCell="1" allowOverlap="1" wp14:anchorId="0825B8D1" wp14:editId="55D35374">
+            <wp:simplePos x="0" y="0"/>
+            <wp:positionH relativeFrom="page">
+              <wp:align>right</wp:align>
+            </wp:positionH>
+            <wp:positionV relativeFrom="paragraph">
+              <wp:posOffset>200675</wp:posOffset>
+            </wp:positionV>
+            <wp:extent cx="6635750" cy="2265045"/>
+            <wp:effectExtent l="0" t="0" r="0" b="1905"/>
+            <wp:wrapNone/>
+            <wp:docPr id="3" name="Picture 3"/>
+            <wp:cNvGraphicFramePr>
+              <a:graphicFrameLocks xmlns:a="http://schemas.openxmlformats.org/drawingml/2006/main" noChangeAspect="1"/>
+            </wp:cNvGraphicFramePr>
+            <a:graphic xmlns:a="http://schemas.openxmlformats.org/drawingml/2006/main">
+              <a:graphicData uri="http://schemas.openxmlformats.org/drawingml/2006/picture">
+                <pic:pic xmlns:pic="http://schemas.openxmlformats.org/drawingml/2006/picture">
+                  <pic:nvPicPr>
+                    <pic:cNvPr id="0" name="Picture 3"/>
+                    <pic:cNvPicPr>
+                      <a:picLocks noChangeAspect="1" noChangeArrowheads="1"/>
+                    </pic:cNvPicPr>
+                  </pic:nvPicPr>
+                  <pic:blipFill>
+                    <a:blip r:embed="rId54" cstate="print">
+                      <a:extLst>
+                        <a:ext uri="{28A0092B-C50C-407E-A947-70E740481C1C}">
+                          <a14:useLocalDpi xmlns:a14="http://schemas.microsoft.com/office/drawing/2010/main" val="0"/>
+                        </a:ext>
+                      </a:extLst>
+                    </a:blip>
+                    <a:srcRect/>
+                    <a:stretch>
+                      <a:fillRect/>
+                    </a:stretch>
+                  </pic:blipFill>
+                  <pic:spPr bwMode="auto">
+                    <a:xfrm>
+                      <a:off x="0" y="0"/>
+                      <a:ext cx="6635750" cy="2265045"/>
+                    </a:xfrm>
+                    <a:prstGeom prst="rect">
+                      <a:avLst/>
+                    </a:prstGeom>
+                    <a:noFill/>
+                    <a:ln>
+                      <a:noFill/>
+                    </a:ln>
+                  </pic:spPr>
+                </pic:pic>
+              </a:graphicData>
+            </a:graphic>
+            <wp14:sizeRelH relativeFrom="page">
+              <wp14:pctWidth>0</wp14:pctWidth>
+            </wp14:sizeRelH>
+            <wp14:sizeRelV relativeFrom="page">
+              <wp14:pctHeight>0</wp14:pctHeight>
+            </wp14:sizeRelV>
+          </wp:anchor>
+        </w:drawing>
+      </w:r>
+    </w:p>
+    <w:p>
+      <w:pPr>
+        <w:jc w:val="both"/>
+        <w:rPr>
+          <w:rFonts w:ascii="Times New Roman" w:hAnsi="Times New Roman" w:cs="Times New Roman"/>
+          <w:b/>
+          <w:bCs/>
+          <w:sz w:val="24"/>
+          <w:szCs w:val="24"/>
+        </w:rPr>
+      </w:pPr>
+    </w:p>
+    <w:p>
+      <w:pPr>
+        <w:jc w:val="both"/>
+        <w:rPr>
+          <w:rFonts w:ascii="Times New Roman" w:hAnsi="Times New Roman" w:cs="Times New Roman"/>
+          <w:b/>
+          <w:bCs/>
+          <w:sz w:val="24"/>
+          <w:szCs w:val="24"/>
+        </w:rPr>
+      </w:pPr>
+    </w:p>
+    <w:p>
+      <w:pPr>
+        <w:jc w:val="both"/>
+        <w:rPr>
+          <w:rFonts w:ascii="Times New Roman" w:hAnsi="Times New Roman" w:cs="Times New Roman"/>
+          <w:b/>
+          <w:bCs/>
+          <w:sz w:val="24"/>
+          <w:szCs w:val="24"/>
+        </w:rPr>
+      </w:pPr>
+    </w:p>
+    <w:p>
+      <w:pPr>
+        <w:jc w:val="both"/>
+        <w:rPr>
+          <w:rFonts w:ascii="Times New Roman" w:hAnsi="Times New Roman" w:cs="Times New Roman"/>
+          <w:b/>
+          <w:bCs/>
+          <w:sz w:val="24"/>
+          <w:szCs w:val="24"/>
+        </w:rPr>
+      </w:pPr>
+    </w:p>
+    <w:p>
+      <w:pPr>
+        <w:jc w:val="both"/>
+        <w:rPr>
+          <w:rFonts w:ascii="Times New Roman" w:hAnsi="Times New Roman" w:cs="Times New Roman"/>
+          <w:b/>
+          <w:bCs/>
+          <w:sz w:val="24"/>
+          <w:szCs w:val="24"/>
+        </w:rPr>
+      </w:pPr>
+    </w:p>
+    <w:p>
+      <w:pPr>
+        <w:jc w:val="both"/>
+        <w:rPr>
+          <w:rFonts w:ascii="Times New Roman" w:hAnsi="Times New Roman" w:cs="Times New Roman"/>
+          <w:b/>
+          <w:bCs/>
+          <w:sz w:val="24"/>
+          <w:szCs w:val="24"/>
+        </w:rPr>
+      </w:pPr>
+      <w:r>
+        <w:rPr>
+          <w:rFonts w:ascii="Times New Roman" w:hAnsi="Times New Roman" w:cs="Times New Roman"/>
+          <w:b/>
+          <w:bCs/>
+          <w:noProof/>
+          <w:sz w:val="24"/>
+          <w:szCs w:val="24"/>
+        </w:rPr>
+        <w:drawing>
+          <wp:anchor distT="0" distB="0" distL="114300" distR="114300" simplePos="0" relativeHeight="251666432" behindDoc="0" locked="0" layoutInCell="1" allowOverlap="1" wp14:anchorId="34656465" wp14:editId="7DB9846A">
+            <wp:simplePos x="0" y="0"/>
+            <wp:positionH relativeFrom="page">
+              <wp:align>right</wp:align>
+            </wp:positionH>
+            <wp:positionV relativeFrom="paragraph">
+              <wp:posOffset>314960</wp:posOffset>
+            </wp:positionV>
+            <wp:extent cx="6635750" cy="2358390"/>
+            <wp:effectExtent l="0" t="0" r="0" b="3810"/>
+            <wp:wrapNone/>
+            <wp:docPr id="4" name="Picture 4"/>
+            <wp:cNvGraphicFramePr>
+              <a:graphicFrameLocks xmlns:a="http://schemas.openxmlformats.org/drawingml/2006/main" noChangeAspect="1"/>
+            </wp:cNvGraphicFramePr>
+            <a:graphic xmlns:a="http://schemas.openxmlformats.org/drawingml/2006/main">
+              <a:graphicData uri="http://schemas.openxmlformats.org/drawingml/2006/picture">
+                <pic:pic xmlns:pic="http://schemas.openxmlformats.org/drawingml/2006/picture">
+                  <pic:nvPicPr>
+                    <pic:cNvPr id="0" name="Picture 4"/>
+                    <pic:cNvPicPr>
+                      <a:picLocks noChangeAspect="1" noChangeArrowheads="1"/>
+                    </pic:cNvPicPr>
+                  </pic:nvPicPr>
+                  <pic:blipFill>
+                    <a:blip r:embed="rId55" cstate="print">
+                      <a:extLst>
+                        <a:ext uri="{28A0092B-C50C-407E-A947-70E740481C1C}">
+                          <a14:useLocalDpi xmlns:a14="http://schemas.microsoft.com/office/drawing/2010/main" val="0"/>
+                        </a:ext>
+                      </a:extLst>
+                    </a:blip>
+                    <a:srcRect/>
+                    <a:stretch>
+                      <a:fillRect/>
+                    </a:stretch>
+                  </pic:blipFill>
+                  <pic:spPr bwMode="auto">
+                    <a:xfrm>
+                      <a:off x="0" y="0"/>
+                      <a:ext cx="6635750" cy="2358390"/>
+                    </a:xfrm>
+                    <a:prstGeom prst="rect">
+                      <a:avLst/>
+                    </a:prstGeom>
+                    <a:noFill/>
+                    <a:ln>
+                      <a:noFill/>
+                    </a:ln>
+                  </pic:spPr>
+                </pic:pic>
+              </a:graphicData>
+            </a:graphic>
+            <wp14:sizeRelH relativeFrom="page">
+              <wp14:pctWidth>0</wp14:pctWidth>
+            </wp14:sizeRelH>
+            <wp14:sizeRelV relativeFrom="page">
+              <wp14:pctHeight>0</wp14:pctHeight>
+            </wp14:sizeRelV>
+          </wp:anchor>
+        </w:drawing>
+      </w:r>
+    </w:p>
+    <w:p>
+      <w:pPr>
+        <w:jc w:val="both"/>
+        <w:rPr>
+          <w:rFonts w:ascii="Times New Roman" w:hAnsi="Times New Roman" w:cs="Times New Roman"/>
+          <w:b/>
+          <w:bCs/>
+          <w:sz w:val="24"/>
+          <w:szCs w:val="24"/>
+        </w:rPr>
+      </w:pPr>
+    </w:p>
+    <w:p>
+      <w:pPr>
+        <w:jc w:val="both"/>
+        <w:rPr>
+          <w:rFonts w:ascii="Times New Roman" w:hAnsi="Times New Roman" w:cs="Times New Roman"/>
+          <w:b/>
+          <w:bCs/>
+          <w:sz w:val="24"/>
+          <w:szCs w:val="24"/>
+        </w:rPr>
+      </w:pPr>
+    </w:p>
+    <w:p>
+      <w:pPr>
+        <w:jc w:val="both"/>
+        <w:rPr>
+          <w:rFonts w:ascii="Times New Roman" w:hAnsi="Times New Roman" w:cs="Times New Roman"/>
+          <w:b/>
+          <w:bCs/>
+          <w:sz w:val="24"/>
+          <w:szCs w:val="24"/>
+        </w:rPr>
+      </w:pPr>
+    </w:p>
+    <w:p>
+      <w:pPr>
+        <w:jc w:val="both"/>
+        <w:rPr>
+          <w:rFonts w:ascii="Times New Roman" w:hAnsi="Times New Roman" w:cs="Times New Roman"/>
+          <w:b/>
+          <w:bCs/>
+          <w:sz w:val="24"/>
+          <w:szCs w:val="24"/>
+        </w:rPr>
+      </w:pPr>
+    </w:p>
+    <w:p>
+      <w:pPr>
+        <w:jc w:val="both"/>
+        <w:rPr>
+          <w:rFonts w:ascii="Times New Roman" w:hAnsi="Times New Roman" w:cs="Times New Roman"/>
+          <w:b/>
+          <w:bCs/>
+          <w:sz w:val="24"/>
+          <w:szCs w:val="24"/>
+        </w:rPr>
+      </w:pPr>
+    </w:p>
+    <w:p>
+      <w:pPr>
+        <w:jc w:val="both"/>
+        <w:rPr>
+          <w:rFonts w:ascii="Times New Roman" w:hAnsi="Times New Roman" w:cs="Times New Roman"/>
+          <w:b/>
+          <w:bCs/>
+          <w:sz w:val="24"/>
+          <w:szCs w:val="24"/>
+        </w:rPr>
+      </w:pPr>
+    </w:p>
+    <w:p>
+      <w:pPr>
+        <w:jc w:val="both"/>
+        <w:rPr>
+          <w:rFonts w:ascii="Times New Roman" w:hAnsi="Times New Roman" w:cs="Times New Roman"/>
+          <w:b/>
+          <w:bCs/>
+          <w:sz w:val="24"/>
+          <w:szCs w:val="24"/>
+        </w:rPr>
+      </w:pPr>
+    </w:p>
+    <w:p>
+      <w:pPr>
+        <w:jc w:val="both"/>
+        <w:rPr>
+          <w:rFonts w:ascii="Times New Roman" w:hAnsi="Times New Roman" w:cs="Times New Roman"/>
+          <w:b/>
+          <w:bCs/>
+          <w:sz w:val="24"/>
+          <w:szCs w:val="24"/>
+        </w:rPr>
+      </w:pPr>
+    </w:p>
+    <w:p>
+      <w:pPr>
+        <w:jc w:val="both"/>
+        <w:rPr>
+          <w:rFonts w:ascii="Times New Roman" w:hAnsi="Times New Roman" w:cs="Times New Roman"/>
+          <w:b/>
+          <w:bCs/>
+          <w:sz w:val="24"/>
+          <w:szCs w:val="24"/>
+        </w:rPr>
+      </w:pPr>
+    </w:p>
+    <w:p>
+      <w:pPr>
+        <w:jc w:val="both"/>
+        <w:rPr>
+          <w:rFonts w:ascii="Times New Roman" w:hAnsi="Times New Roman" w:cs="Times New Roman"/>
+          <w:b/>
+          <w:bCs/>
+          <w:sz w:val="24"/>
+          <w:szCs w:val="24"/>
+        </w:rPr>
+      </w:pPr>
+      <w:r>
+        <w:rPr>
+          <w:rFonts w:ascii="Times New Roman" w:hAnsi="Times New Roman" w:cs="Times New Roman"/>
+          <w:b/>
+          <w:bCs/>
+          <w:noProof/>
+          <w:sz w:val="24"/>
+          <w:szCs w:val="24"/>
+        </w:rPr>
+        <w:lastRenderedPageBreak/>
+        <w:drawing>
+          <wp:anchor distT="0" distB="0" distL="114300" distR="114300" simplePos="0" relativeHeight="251667456" behindDoc="0" locked="0" layoutInCell="1" allowOverlap="1" wp14:anchorId="55E6EF5F" wp14:editId="0D038090">
+            <wp:simplePos x="0" y="0"/>
+            <wp:positionH relativeFrom="page">
+              <wp:align>right</wp:align>
+            </wp:positionH>
+            <wp:positionV relativeFrom="paragraph">
+              <wp:posOffset>-136171</wp:posOffset>
+            </wp:positionV>
+            <wp:extent cx="6629400" cy="2475865"/>
+            <wp:effectExtent l="0" t="0" r="0" b="635"/>
+            <wp:wrapNone/>
+            <wp:docPr id="5" name="Picture 5"/>
+            <wp:cNvGraphicFramePr>
+              <a:graphicFrameLocks xmlns:a="http://schemas.openxmlformats.org/drawingml/2006/main" noChangeAspect="1"/>
+            </wp:cNvGraphicFramePr>
+            <a:graphic xmlns:a="http://schemas.openxmlformats.org/drawingml/2006/main">
+              <a:graphicData uri="http://schemas.openxmlformats.org/drawingml/2006/picture">
+                <pic:pic xmlns:pic="http://schemas.openxmlformats.org/drawingml/2006/picture">
+                  <pic:nvPicPr>
+                    <pic:cNvPr id="0" name="Picture 5"/>
+                    <pic:cNvPicPr>
+                      <a:picLocks noChangeAspect="1" noChangeArrowheads="1"/>
+                    </pic:cNvPicPr>
+                  </pic:nvPicPr>
+                  <pic:blipFill>
+                    <a:blip r:embed="rId56" cstate="print">
+                      <a:extLst>
+                        <a:ext uri="{28A0092B-C50C-407E-A947-70E740481C1C}">
+                          <a14:useLocalDpi xmlns:a14="http://schemas.microsoft.com/office/drawing/2010/main" val="0"/>
+                        </a:ext>
+                      </a:extLst>
+                    </a:blip>
+                    <a:srcRect/>
+                    <a:stretch>
+                      <a:fillRect/>
+                    </a:stretch>
+                  </pic:blipFill>
+                  <pic:spPr bwMode="auto">
+                    <a:xfrm>
+                      <a:off x="0" y="0"/>
+                      <a:ext cx="6629400" cy="2475865"/>
+                    </a:xfrm>
+                    <a:prstGeom prst="rect">
+                      <a:avLst/>
+                    </a:prstGeom>
+                    <a:noFill/>
+                    <a:ln>
+                      <a:noFill/>
+                    </a:ln>
+                  </pic:spPr>
+                </pic:pic>
+              </a:graphicData>
+            </a:graphic>
+            <wp14:sizeRelH relativeFrom="page">
+              <wp14:pctWidth>0</wp14:pctWidth>
+            </wp14:sizeRelH>
+            <wp14:sizeRelV relativeFrom="page">
+              <wp14:pctHeight>0</wp14:pctHeight>
+            </wp14:sizeRelV>
+          </wp:anchor>
+        </w:drawing>
+      </w:r>
+    </w:p>
+    <w:p>
+      <w:pPr>
+        <w:jc w:val="both"/>
+        <w:rPr>
+          <w:rFonts w:ascii="Times New Roman" w:hAnsi="Times New Roman" w:cs="Times New Roman"/>
+          <w:b/>
+          <w:bCs/>
+          <w:sz w:val="24"/>
+          <w:szCs w:val="24"/>
+        </w:rPr>
+      </w:pPr>
+    </w:p>
+    <w:p>
+      <w:pPr>
+        <w:jc w:val="both"/>
+        <w:rPr>
+          <w:rFonts w:ascii="Times New Roman" w:hAnsi="Times New Roman" w:cs="Times New Roman"/>
+          <w:b/>
+          <w:bCs/>
+          <w:sz w:val="24"/>
+          <w:szCs w:val="24"/>
+        </w:rPr>
+      </w:pPr>
+    </w:p>
+    <w:p>
+      <w:pPr>
+        <w:jc w:val="both"/>
+        <w:rPr>
+          <w:rFonts w:ascii="Times New Roman" w:hAnsi="Times New Roman" w:cs="Times New Roman"/>
+          <w:b/>
+          <w:bCs/>
+          <w:sz w:val="24"/>
+          <w:szCs w:val="24"/>
+        </w:rPr>
+      </w:pPr>
+    </w:p>
+    <w:p>
+      <w:pPr>
+        <w:jc w:val="both"/>
+        <w:rPr>
+          <w:rFonts w:ascii="Times New Roman" w:hAnsi="Times New Roman" w:cs="Times New Roman"/>
+          <w:b/>
+          <w:bCs/>
+          <w:sz w:val="24"/>
+          <w:szCs w:val="24"/>
+        </w:rPr>
+      </w:pPr>
+    </w:p>
+    <w:p>
+      <w:pPr>
+        <w:jc w:val="both"/>
+        <w:rPr>
+          <w:rFonts w:ascii="Times New Roman" w:hAnsi="Times New Roman" w:cs="Times New Roman"/>
+          <w:b/>
+          <w:bCs/>
+          <w:sz w:val="24"/>
+          <w:szCs w:val="24"/>
+        </w:rPr>
+      </w:pPr>
+    </w:p>
+    <w:p>
+      <w:pPr>
+        <w:jc w:val="both"/>
+        <w:rPr>
+          <w:rFonts w:ascii="Times New Roman" w:hAnsi="Times New Roman" w:cs="Times New Roman"/>
+          <w:b/>
+          <w:bCs/>
+          <w:sz w:val="24"/>
+          <w:szCs w:val="24"/>
+        </w:rPr>
+      </w:pPr>
+    </w:p>
+    <w:p>
+      <w:pPr>
+        <w:jc w:val="both"/>
+        <w:rPr>
+          <w:rFonts w:ascii="Times New Roman" w:hAnsi="Times New Roman" w:cs="Times New Roman"/>
+          <w:b/>
+          <w:bCs/>
+          <w:sz w:val="24"/>
+          <w:szCs w:val="24"/>
+        </w:rPr>
+      </w:pPr>
+      <w:r>
+        <w:rPr>
+          <w:rFonts w:ascii="Times New Roman" w:hAnsi="Times New Roman" w:cs="Times New Roman"/>
+          <w:b/>
+          <w:bCs/>
+          <w:noProof/>
+          <w:sz w:val="24"/>
+          <w:szCs w:val="24"/>
+        </w:rPr>
+        <w:drawing>
+          <wp:anchor distT="0" distB="0" distL="114300" distR="114300" simplePos="0" relativeHeight="251668480" behindDoc="0" locked="0" layoutInCell="1" allowOverlap="1" wp14:anchorId="3E077F96" wp14:editId="2F1B9DF0">
+            <wp:simplePos x="0" y="0"/>
+            <wp:positionH relativeFrom="page">
+              <wp:align>right</wp:align>
+            </wp:positionH>
+            <wp:positionV relativeFrom="paragraph">
+              <wp:posOffset>6010</wp:posOffset>
+            </wp:positionV>
+            <wp:extent cx="6633210" cy="2309495"/>
+            <wp:effectExtent l="0" t="0" r="0" b="0"/>
+            <wp:wrapNone/>
+            <wp:docPr id="6" name="Picture 6"/>
+            <wp:cNvGraphicFramePr>
+              <a:graphicFrameLocks xmlns:a="http://schemas.openxmlformats.org/drawingml/2006/main" noChangeAspect="1"/>
+            </wp:cNvGraphicFramePr>
+            <a:graphic xmlns:a="http://schemas.openxmlformats.org/drawingml/2006/main">
+              <a:graphicData uri="http://schemas.openxmlformats.org/drawingml/2006/picture">
+                <pic:pic xmlns:pic="http://schemas.openxmlformats.org/drawingml/2006/picture">
+                  <pic:nvPicPr>
+                    <pic:cNvPr id="0" name="Picture 6"/>
+                    <pic:cNvPicPr>
+                      <a:picLocks noChangeAspect="1" noChangeArrowheads="1"/>
+                    </pic:cNvPicPr>
+                  </pic:nvPicPr>
+                  <pic:blipFill>
+                    <a:blip r:embed="rId57" cstate="print">
+                      <a:extLst>
+                        <a:ext uri="{28A0092B-C50C-407E-A947-70E740481C1C}">
+                          <a14:useLocalDpi xmlns:a14="http://schemas.microsoft.com/office/drawing/2010/main" val="0"/>
+                        </a:ext>
+                      </a:extLst>
+                    </a:blip>
+                    <a:srcRect/>
+                    <a:stretch>
+                      <a:fillRect/>
+                    </a:stretch>
+                  </pic:blipFill>
+                  <pic:spPr bwMode="auto">
+                    <a:xfrm>
+                      <a:off x="0" y="0"/>
+                      <a:ext cx="6633210" cy="2309495"/>
+                    </a:xfrm>
+                    <a:prstGeom prst="rect">
+                      <a:avLst/>
+                    </a:prstGeom>
+                    <a:noFill/>
+                    <a:ln>
+                      <a:noFill/>
+                    </a:ln>
+                  </pic:spPr>
+                </pic:pic>
+              </a:graphicData>
+            </a:graphic>
+            <wp14:sizeRelH relativeFrom="page">
+              <wp14:pctWidth>0</wp14:pctWidth>
+            </wp14:sizeRelH>
+            <wp14:sizeRelV relativeFrom="page">
+              <wp14:pctHeight>0</wp14:pctHeight>
+            </wp14:sizeRelV>
+          </wp:anchor>
+        </w:drawing>
+      </w:r>
     </w:p>
     <w:p>
       <w:pPr>
@@ -36500,8 +36856,8 @@
       </w:pPr>
     </w:p>
     <w:sectPr>
-      <w:headerReference w:type="default" r:id="rId53"/>
-      <w:footerReference w:type="default" r:id="rId54"/>
+      <w:headerReference w:type="default" r:id="rId58"/>
+      <w:footerReference w:type="default" r:id="rId59"/>
       <w:pgSz w:w="11906" w:h="16838" w:code="9"/>
       <w:pgMar w:top="720" w:right="720" w:bottom="720" w:left="720" w:header="720" w:footer="720" w:gutter="0"/>
       <w:cols w:space="720"/>
@@ -40208,8 +40564,8 @@
     <w:rsidRoot w:val="001B6C89"/>
     <w:rsid w:val="001B6C89"/>
     <w:rsid w:val="00456787"/>
-    <w:rsid w:val="00A409D2"/>
     <w:rsid w:val="00C0634A"/>
+    <w:rsid w:val="00C851B8"/>
     <w:rsid w:val="00E64C5B"/>
   </w:rsids>
   <m:mathPr>
